--- a/docs/requirements/srd/word/05_BRD_v1.1_v1.2_대조기록.docx
+++ b/docs/requirements/srd/word/05_BRD_v1.1_v1.2_대조기록.docx
@@ -640,7 +640,7 @@
                 <w:rFonts w:ascii="Noto Sans CJK KR" w:hAnsi="Noto Sans CJK KR" w:eastAsia="Noto Sans CJK KR"/>
                 <w:sz w:val="18"/>
               </w:rPr>
-              <w:t xml:space="preserve">작성자 v1.2 재내보내기 필요</w:t>
+              <w:t xml:space="preserve">작성자 v1.2 재내보내기 필요(PL이 PR #77 리뷰에서 교체 예정이라고 회신)</w:t>
             </w:r>
           </w:p>
         </w:tc>
@@ -651,7 +651,7 @@
         <w:pStyle w:val="BodyText"/>
       </w:pPr>
       <w:r>
-        <w:t xml:space="preserve">원본 Word와 추출 텍스트·전문 diff·요구사항 행 비교JSON은 sources/BRD_comparison에 포함했다. 요구사항 행이 동일하다는 사실은 최신 공동 계약 정정이나 사용자 지침을 무효화하지 않는다.</w:t>
+        <w:t xml:space="preserve">v1.1 원본 Word와 v1.2 추출 텍스트·전문 diff·요구사항 행 비교JSON은 sources/BRD_comparison에 포함했다. v1.2 Word는 중복을 피해 docs/requirements/VOSS_BRD_v1.2.docx(#66)를 쓴다. 요구사항 행이 동일하다는 사실은 최신 공동 계약 정정이나 사용자 지침을 무효화하지 않는다.</w:t>
       </w:r>
     </w:p>
     <w:bookmarkEnd w:id="20"/>

--- a/docs/requirements/srd/word/05_BRD_v1.1_v1.2_대조기록.docx
+++ b/docs/requirements/srd/word/05_BRD_v1.1_v1.2_대조기록.docx
@@ -8,7 +8,7 @@
         <w:pStyle w:val="Heading1"/>
       </w:pPr>
       <w:r>
-        <w:t xml:space="preserve">BRD v1.1 → v1.2 대조 기록</w:t>
+        <w:t xml:space="preserve">BRD v1.1 → v1.2 → v1.3 대조 기록</w:t>
       </w:r>
     </w:p>
     <w:p>
@@ -112,7 +112,7 @@
                 <w:b/>
                 <w:sz w:val="18"/>
               </w:rPr>
-              <w:t xml:space="preserve">SRD v0.3 적용</w:t>
+              <w:t xml:space="preserve">SRD v0.4 적용</w:t>
             </w:r>
           </w:p>
         </w:tc>
@@ -487,7 +487,7 @@
                 <w:rFonts w:ascii="Noto Sans CJK KR" w:hAnsi="Noto Sans CJK KR" w:eastAsia="Noto Sans CJK KR"/>
                 <w:sz w:val="18"/>
               </w:rPr>
-              <w:t xml:space="preserve">요구사항 행은 v1.1과 동일, 후속31mm면 정정 미반영</w:t>
+              <w:t xml:space="preserve">v1.1=v1.2. v1.3(#79)에서 TR-PICK-06·2.4 크기 조건·R-06을 31 mm 폭 파지(닫힘축 벨트 가로, 가로 여유 ±24.5 mm, 벨트 방향은 추종)로 정정</w:t>
             </w:r>
           </w:p>
         </w:tc>
@@ -508,7 +508,7 @@
                 <w:rFonts w:ascii="Noto Sans CJK KR" w:hAnsi="Noto Sans CJK KR" w:eastAsia="Noto Sans CJK KR"/>
                 <w:sz w:val="18"/>
               </w:rPr>
-              <w:t xml:space="preserve">#51/PR #70 보고와 T34/PL·ADR/BRD 후속 F-03/F-15</w:t>
+              <w:t xml:space="preserve">pending #16 결정·#70. 남은 것은 ADR-0009·T34 수치(F-03)</w:t>
             </w:r>
           </w:p>
         </w:tc>
@@ -619,7 +619,7 @@
                 <w:rFonts w:ascii="Noto Sans CJK KR" w:hAnsi="Noto Sans CJK KR" w:eastAsia="Noto Sans CJK KR"/>
                 <w:sz w:val="18"/>
               </w:rPr>
-              <w:t xml:space="preserve">#51 최종 회신에서 v1.1 사본으로 확인</w:t>
+              <w:t xml:space="preserve">#51 최종 회신 때 v1.1 사본</w:t>
             </w:r>
           </w:p>
         </w:tc>
@@ -640,7 +640,7 @@
                 <w:rFonts w:ascii="Noto Sans CJK KR" w:hAnsi="Noto Sans CJK KR" w:eastAsia="Noto Sans CJK KR"/>
                 <w:sz w:val="18"/>
               </w:rPr>
-              <w:t xml:space="preserve">작성자 v1.2 재내보내기 필요(PL이 PR #77 리뷰에서 교체 예정이라고 회신)</w:t>
+              <w:t xml:space="preserve">#79에서 v1.3 사본으로 교체 완료</w:t>
             </w:r>
           </w:p>
         </w:tc>
@@ -651,7 +651,7 @@
         <w:pStyle w:val="BodyText"/>
       </w:pPr>
       <w:r>
-        <w:t xml:space="preserve">v1.1 원본 Word와 v1.2 추출 텍스트·전문 diff·요구사항 행 비교JSON은 sources/BRD_comparison에 포함했다. v1.2 Word는 중복을 피해 docs/requirements/VOSS_BRD_v1.2.docx(#66)를 쓴다. 요구사항 행이 동일하다는 사실은 최신 공동 계약 정정이나 사용자 지침을 무효화하지 않는다.</w:t>
+        <w:t xml:space="preserve">v1.1 원본 Word와 v1.2 추출 텍스트·전문 diff·요구사항 행 비교JSON은 sources/BRD_comparison에 포함했다. v1.2 Word는 main에서 v1.3으로 교체돼 git 기록(e8dd5e5)에만 있다. v1.3 비교는 #79의 v1.2·v1.3 docx 단락·표 텍스트를 직접 대조했다. 요구사항 행이 동일하다는 사실은 최신 공동 계약 정정이나 사용자 지침을 무효화하지 않는다.</w:t>
       </w:r>
     </w:p>
     <w:bookmarkEnd w:id="20"/>

--- a/docs/requirements/srd/word/05_BRD_v1.1_v1.2_대조기록.docx
+++ b/docs/requirements/srd/word/05_BRD_v1.1_v1.2_대조기록.docx
@@ -112,7 +112,7 @@
                 <w:b/>
                 <w:sz w:val="18"/>
               </w:rPr>
-              <w:t xml:space="preserve">SRD v0.4 적용</w:t>
+              <w:t xml:space="preserve">SRD v1.0 적용</w:t>
             </w:r>
           </w:p>
         </w:tc>
